--- a/Web Workers API/Worker/index.docx
+++ b/Web Workers API/Worker/index.docx
@@ -5,92 +5,292 @@
     <w:p>
       <w:pPr>
         <w:pStyle w:val="1"/>
-        <w:spacing w:before="652" w:after="652"/>
-      </w:pPr>
-      <w:r>
         <w:rPr>
-          <w:rFonts w:hint="eastAsia"/>
+          <w:rFonts w:ascii="Times New Roman" w:hAnsi="Times New Roman"/>
         </w:rPr>
-        <w:t>API中的接口</w:t>
+      </w:pPr>
+      <w:r>
+        <w:fldChar w:fldCharType="begin"/>
+      </w:r>
+      <w:r>
+        <w:instrText>HYPERLINK "https://developer.mozilla.org/en-US/docs/Web/API/Worker"</w:instrText>
+      </w:r>
+      <w:r>
+        <w:fldChar w:fldCharType="separate"/>
       </w:r>
       <w:r>
         <w:rPr>
-          <w:rFonts w:hint="eastAsia"/>
+          <w:rFonts w:ascii="Times New Roman" w:hAnsi="Times New Roman"/>
         </w:rPr>
-        <w:t>名称</w:t>
+        <w:t>Worker</w:t>
+      </w:r>
+      <w:r>
+        <w:rPr>
+          <w:rFonts w:ascii="Times New Roman" w:hAnsi="Times New Roman"/>
+        </w:rPr>
+        <w:fldChar w:fldCharType="end"/>
       </w:r>
     </w:p>
     <w:p>
       <w:pPr>
         <w:pStyle w:val="2"/>
-        <w:spacing w:before="326" w:after="326"/>
-      </w:pPr>
-      <w:r>
         <w:rPr>
-          <w:rFonts w:hint="eastAsia"/>
+          <w:rFonts w:ascii="Times New Roman" w:hAnsi="Times New Roman" w:cs="Times New Roman"/>
+        </w:rPr>
+      </w:pPr>
+      <w:r>
+        <w:rPr>
+          <w:rFonts w:ascii="Times New Roman" w:hAnsi="Times New Roman" w:cs="Times New Roman"/>
         </w:rPr>
         <w:t>介绍</w:t>
       </w:r>
     </w:p>
     <w:p>
-      <w:pPr>
-        <w:rPr>
-          <w:rStyle w:val="a7"/>
-        </w:rPr>
-      </w:pPr>
-      <w:r>
-        <w:rPr>
-          <w:rFonts w:hint="eastAsia"/>
-        </w:rPr>
-        <w:t>内容</w:t>
-      </w:r>
       <w:hyperlink r:id="rId7" w:history="1">
         <w:r>
           <w:rPr>
             <w:rStyle w:val="a7"/>
           </w:rPr>
-          <w:t>代码案例</w:t>
+          <w:t>Web Workers API</w:t>
+        </w:r>
+      </w:hyperlink>
+      <w:r>
+        <w:rPr>
+          <w:rStyle w:val="HTML1"/>
+          <w:rFonts w:ascii="Times New Roman" w:hAnsi="Times New Roman" w:cs="Times New Roman"/>
+          <w:b/>
+          <w:bCs/>
+          <w:color w:val="1B1B1B"/>
+        </w:rPr>
+        <w:t>Worker</w:t>
+      </w:r>
+      <w:r>
+        <w:t>的界面代表一个可以通过脚本创建的后台任务，该任务可以将消息发送回其创建者。</w:t>
+      </w:r>
+    </w:p>
+    <w:p>
+      <w:r>
+        <w:t>创建一个</w:t>
+      </w:r>
+      <w:r>
+        <w:t>worker</w:t>
+      </w:r>
+      <w:r>
+        <w:t>是通过调用</w:t>
+      </w:r>
+      <w:r>
+        <w:rPr>
+          <w:rStyle w:val="HTML1"/>
+          <w:rFonts w:ascii="Times New Roman" w:hAnsi="Times New Roman" w:cs="Times New Roman"/>
+          <w:color w:val="1B1B1B"/>
+        </w:rPr>
+        <w:t>Worker("path/to/worker/script")</w:t>
+      </w:r>
+      <w:r>
+        <w:t>构造函数来完成的。</w:t>
+      </w:r>
+    </w:p>
+    <w:p>
+      <w:r>
+        <w:t xml:space="preserve">Worker </w:t>
+      </w:r>
+      <w:r>
+        <w:t>本身可以生成新的</w:t>
+      </w:r>
+      <w:r>
+        <w:t xml:space="preserve"> Worker</w:t>
+      </w:r>
+      <w:r>
+        <w:t>，只要这些</w:t>
+      </w:r>
+      <w:r>
+        <w:t xml:space="preserve"> Worker </w:t>
+      </w:r>
+      <w:r>
+        <w:t>托管在与父页面相同的</w:t>
+      </w:r>
+      <w:r>
+        <w:fldChar w:fldCharType="begin"/>
+      </w:r>
+      <w:r>
+        <w:instrText>HYPERLINK "https://developer.mozilla.org/en-US/docs/Web/Security/Same-origin_policy"</w:instrText>
+      </w:r>
+      <w:r>
+        <w:fldChar w:fldCharType="separate"/>
+      </w:r>
+      <w:r>
+        <w:rPr>
+          <w:rStyle w:val="a7"/>
+        </w:rPr>
+        <w:t>源中。</w:t>
+      </w:r>
+      <w:r>
+        <w:rPr>
+          <w:rStyle w:val="a7"/>
+        </w:rPr>
+        <w:fldChar w:fldCharType="end"/>
+      </w:r>
+    </w:p>
+    <w:p>
+      <w:r>
+        <w:t>请注意，并非所有接口和函数都可供</w:t>
+      </w:r>
+      <w:r>
+        <w:t xml:space="preserve"> Web Workers </w:t>
+      </w:r>
+      <w:r>
+        <w:t>使用，有关详细信息，请参阅</w:t>
+      </w:r>
+      <w:r>
+        <w:fldChar w:fldCharType="begin"/>
+      </w:r>
+      <w:r>
+        <w:instrText>HYPERLINK "https://developer.mozilla.org/en-US/docs/Web/API/Web_Workers_API/Functions_and_classes_available_to_workers"</w:instrText>
+      </w:r>
+      <w:r>
+        <w:fldChar w:fldCharType="separate"/>
+      </w:r>
+      <w:r>
+        <w:rPr>
+          <w:rStyle w:val="a7"/>
+        </w:rPr>
+        <w:t>可用于</w:t>
+      </w:r>
+      <w:r>
+        <w:rPr>
+          <w:rStyle w:val="a7"/>
+        </w:rPr>
+        <w:t xml:space="preserve"> Web Workers </w:t>
+      </w:r>
+      <w:r>
+        <w:rPr>
+          <w:rStyle w:val="a7"/>
+        </w:rPr>
+        <w:t>的函数和类</w:t>
+      </w:r>
+      <w:r>
+        <w:rPr>
+          <w:rStyle w:val="a7"/>
+        </w:rPr>
+        <w:fldChar w:fldCharType="end"/>
+      </w:r>
+    </w:p>
+    <w:p>
+      <w:pPr>
+        <w:pStyle w:val="2"/>
+        <w:rPr>
+          <w:rFonts w:ascii="Times New Roman" w:hAnsi="Times New Roman" w:cs="Times New Roman"/>
+        </w:rPr>
+      </w:pPr>
+      <w:r>
+        <w:rPr>
+          <w:rFonts w:ascii="Times New Roman" w:hAnsi="Times New Roman" w:cs="Times New Roman"/>
+        </w:rPr>
+        <w:t>继承于：</w:t>
+      </w:r>
+      <w:proofErr w:type="spellStart"/>
+      <w:r>
+        <w:rPr>
+          <w:rFonts w:ascii="Times New Roman" w:hAnsi="Times New Roman" w:cs="Times New Roman"/>
+        </w:rPr>
+        <w:t>EventTarget</w:t>
+      </w:r>
+      <w:proofErr w:type="spellEnd"/>
+    </w:p>
+    <w:p>
+      <w:pPr>
+        <w:pStyle w:val="2"/>
+        <w:rPr>
+          <w:rFonts w:ascii="Times New Roman" w:hAnsi="Times New Roman" w:cs="Times New Roman"/>
+        </w:rPr>
+      </w:pPr>
+      <w:r>
+        <w:rPr>
+          <w:rFonts w:ascii="Times New Roman" w:hAnsi="Times New Roman" w:cs="Times New Roman"/>
+        </w:rPr>
+        <w:t>属性方法</w:t>
+      </w:r>
+    </w:p>
+    <w:p>
+      <w:pPr>
+        <w:pStyle w:val="3"/>
+        <w:rPr>
+          <w:rFonts w:ascii="Times New Roman" w:hAnsi="Times New Roman" w:cs="Times New Roman"/>
+        </w:rPr>
+      </w:pPr>
+      <w:r>
+        <w:rPr>
+          <w:rFonts w:ascii="Times New Roman" w:hAnsi="Times New Roman" w:cs="Times New Roman"/>
+        </w:rPr>
+        <w:t>构造函数</w:t>
+      </w:r>
+    </w:p>
+    <w:p>
+      <w:hyperlink r:id="rId8" w:tooltip="工人（）" w:history="1">
+        <w:proofErr w:type="gramStart"/>
+        <w:r>
+          <w:rPr>
+            <w:rStyle w:val="HTML1"/>
+            <w:rFonts w:ascii="Times New Roman" w:hAnsi="Times New Roman" w:cs="Times New Roman"/>
+            <w:color w:val="0000FF"/>
+            <w:u w:val="single"/>
+          </w:rPr>
+          <w:t>Worker(</w:t>
+        </w:r>
+        <w:proofErr w:type="gramEnd"/>
+        <w:r>
+          <w:rPr>
+            <w:rStyle w:val="HTML1"/>
+            <w:rFonts w:ascii="Times New Roman" w:hAnsi="Times New Roman" w:cs="Times New Roman"/>
+            <w:color w:val="0000FF"/>
+            <w:u w:val="single"/>
+          </w:rPr>
+          <w:t>)</w:t>
         </w:r>
       </w:hyperlink>
     </w:p>
     <w:p>
-      <w:pPr>
-        <w:pStyle w:val="2"/>
-        <w:spacing w:before="326" w:after="326"/>
-      </w:pPr>
-      <w:r>
-        <w:rPr>
-          <w:rFonts w:hint="eastAsia"/>
-        </w:rPr>
-        <w:t>概念和用法</w:t>
-      </w:r>
-    </w:p>
-    <w:p>
-      <w:pPr>
-        <w:pStyle w:val="2"/>
-        <w:spacing w:before="326" w:after="326"/>
-      </w:pPr>
-      <w:r>
-        <w:rPr>
-          <w:rFonts w:hint="eastAsia"/>
-        </w:rPr>
-        <w:t>接口目录</w:t>
+      <w:r>
+        <w:t>创建一个在指定</w:t>
+      </w:r>
+      <w:r>
+        <w:t xml:space="preserve"> URL </w:t>
+      </w:r>
+      <w:r>
+        <w:t>执行脚本的专用</w:t>
+      </w:r>
+      <w:r>
+        <w:t xml:space="preserve"> Web Worker </w:t>
+      </w:r>
+      <w:r>
+        <w:t>这也适用于</w:t>
+      </w:r>
+      <w:hyperlink r:id="rId9" w:history="1">
+        <w:r>
+          <w:rPr>
+            <w:rStyle w:val="a7"/>
+          </w:rPr>
+          <w:t>Blob URL</w:t>
+        </w:r>
+      </w:hyperlink>
+      <w:r>
+        <w:t>。</w:t>
       </w:r>
     </w:p>
     <w:tbl>
       <w:tblPr>
         <w:tblStyle w:val="af0"/>
-        <w:tblW w:w="5000" w:type="pct"/>
+        <w:tblW w:w="0" w:type="auto"/>
         <w:tblLook w:val="04A0" w:firstRow="1" w:lastRow="0" w:firstColumn="1" w:lastColumn="0" w:noHBand="0" w:noVBand="1"/>
       </w:tblPr>
       <w:tblGrid>
-        <w:gridCol w:w="4261"/>
-        <w:gridCol w:w="4261"/>
+        <w:gridCol w:w="1384"/>
+        <w:gridCol w:w="7138"/>
       </w:tblGrid>
       <w:tr>
         <w:tc>
           <w:tcPr>
-            <w:tcW w:w="2500" w:type="pct"/>
+            <w:tcW w:w="1384" w:type="dxa"/>
             <w:tcBorders>
               <w:top w:val="single" w:sz="12" w:space="0" w:color="auto"/>
               <w:left w:val="nil"/>
@@ -103,16 +303,13 @@
               <w:pStyle w:val="af1"/>
             </w:pPr>
             <w:r>
-              <w:rPr>
-                <w:rFonts w:hint="eastAsia"/>
-              </w:rPr>
-              <w:t>接口名称</w:t>
+              <w:t>参数名称</w:t>
             </w:r>
           </w:p>
         </w:tc>
         <w:tc>
           <w:tcPr>
-            <w:tcW w:w="2500" w:type="pct"/>
+            <w:tcW w:w="7138" w:type="dxa"/>
             <w:tcBorders>
               <w:top w:val="single" w:sz="12" w:space="0" w:color="auto"/>
               <w:left w:val="nil"/>
@@ -125,10 +322,7 @@
               <w:pStyle w:val="af1"/>
             </w:pPr>
             <w:r>
-              <w:rPr>
-                <w:rFonts w:hint="eastAsia"/>
-              </w:rPr>
-              <w:t>目录链接</w:t>
+              <w:t>参数描述</w:t>
             </w:r>
           </w:p>
         </w:tc>
@@ -136,7 +330,7 @@
       <w:tr>
         <w:tc>
           <w:tcPr>
-            <w:tcW w:w="2500" w:type="pct"/>
+            <w:tcW w:w="1384" w:type="dxa"/>
             <w:tcBorders>
               <w:top w:val="single" w:sz="6" w:space="0" w:color="auto"/>
               <w:left w:val="nil"/>
@@ -148,11 +342,22 @@
             <w:pPr>
               <w:pStyle w:val="af1"/>
             </w:pPr>
+            <w:hyperlink r:id="rId10" w:anchor="aurl" w:history="1">
+              <w:r>
+                <w:rPr>
+                  <w:rStyle w:val="HTML1"/>
+                  <w:rFonts w:ascii="Times New Roman" w:hAnsi="Times New Roman" w:cs="Times New Roman"/>
+                  <w:sz w:val="18"/>
+                  <w:szCs w:val="18"/>
+                </w:rPr>
+                <w:t>URL</w:t>
+              </w:r>
+            </w:hyperlink>
           </w:p>
         </w:tc>
         <w:tc>
           <w:tcPr>
-            <w:tcW w:w="2500" w:type="pct"/>
+            <w:tcW w:w="7138" w:type="dxa"/>
             <w:tcBorders>
               <w:top w:val="single" w:sz="6" w:space="0" w:color="auto"/>
               <w:left w:val="nil"/>
@@ -164,50 +369,22 @@
             <w:pPr>
               <w:pStyle w:val="af1"/>
             </w:pPr>
+            <w:r>
+              <w:t>表示工作人员将执行的脚本的</w:t>
+            </w:r>
+            <w:r>
+              <w:t xml:space="preserve"> URL </w:t>
+            </w:r>
+            <w:r>
+              <w:t>的字符串，它必须遵守同源策略。</w:t>
+            </w:r>
           </w:p>
         </w:tc>
       </w:tr>
       <w:tr>
         <w:tc>
           <w:tcPr>
-            <w:tcW w:w="2500" w:type="pct"/>
-            <w:tcBorders>
-              <w:top w:val="nil"/>
-              <w:left w:val="nil"/>
-              <w:bottom w:val="nil"/>
-              <w:right w:val="nil"/>
-            </w:tcBorders>
-          </w:tcPr>
-          <w:p>
-            <w:pPr>
-              <w:pStyle w:val="af1"/>
-            </w:pPr>
-          </w:p>
-        </w:tc>
-        <w:tc>
-          <w:tcPr>
-            <w:tcW w:w="2500" w:type="pct"/>
-            <w:tcBorders>
-              <w:top w:val="nil"/>
-              <w:left w:val="nil"/>
-              <w:bottom w:val="nil"/>
-              <w:right w:val="nil"/>
-            </w:tcBorders>
-          </w:tcPr>
-          <w:p>
-            <w:pPr>
-              <w:pStyle w:val="af1"/>
-            </w:pPr>
-          </w:p>
-        </w:tc>
-      </w:tr>
-      <w:tr>
-        <w:trPr>
-          <w:trHeight w:val="107"/>
-        </w:trPr>
-        <w:tc>
-          <w:tcPr>
-            <w:tcW w:w="2500" w:type="pct"/>
+            <w:tcW w:w="1384" w:type="dxa"/>
             <w:tcBorders>
               <w:top w:val="nil"/>
               <w:left w:val="nil"/>
@@ -219,11 +396,22 @@
             <w:pPr>
               <w:pStyle w:val="af1"/>
             </w:pPr>
+            <w:hyperlink r:id="rId11" w:anchor="options" w:history="1">
+              <w:r>
+                <w:rPr>
+                  <w:rStyle w:val="HTML1"/>
+                  <w:rFonts w:ascii="Times New Roman" w:hAnsi="Times New Roman" w:cs="Times New Roman"/>
+                  <w:sz w:val="18"/>
+                  <w:szCs w:val="18"/>
+                </w:rPr>
+                <w:t>options</w:t>
+              </w:r>
+            </w:hyperlink>
           </w:p>
         </w:tc>
         <w:tc>
           <w:tcPr>
-            <w:tcW w:w="2500" w:type="pct"/>
+            <w:tcW w:w="7138" w:type="dxa"/>
             <w:tcBorders>
               <w:top w:val="nil"/>
               <w:left w:val="nil"/>
@@ -231,6 +419,223 @@
               <w:right w:val="nil"/>
             </w:tcBorders>
           </w:tcPr>
+          <w:tbl>
+            <w:tblPr>
+              <w:tblStyle w:val="af3"/>
+              <w:tblW w:w="0" w:type="auto"/>
+              <w:tblLook w:val="04A0" w:firstRow="1" w:lastRow="0" w:firstColumn="1" w:lastColumn="0" w:noHBand="0" w:noVBand="1"/>
+            </w:tblPr>
+            <w:tblGrid>
+              <w:gridCol w:w="3453"/>
+              <w:gridCol w:w="3454"/>
+            </w:tblGrid>
+            <w:tr>
+              <w:trPr>
+                <w:cnfStyle w:val="100000000000" w:firstRow="1" w:lastRow="0" w:firstColumn="0" w:lastColumn="0" w:oddVBand="0" w:evenVBand="0" w:oddHBand="0" w:evenHBand="0" w:firstRowFirstColumn="0" w:firstRowLastColumn="0" w:lastRowFirstColumn="0" w:lastRowLastColumn="0"/>
+              </w:trPr>
+              <w:tc>
+                <w:tcPr>
+                  <w:tcW w:w="3453" w:type="dxa"/>
+                </w:tcPr>
+                <w:p>
+                  <w:pPr>
+                    <w:pStyle w:val="af1"/>
+                  </w:pPr>
+                  <w:bookmarkStart w:id="0" w:name="_Hlk168733934"/>
+                  <w:r>
+                    <w:t>参数名称</w:t>
+                  </w:r>
+                </w:p>
+              </w:tc>
+              <w:tc>
+                <w:tcPr>
+                  <w:tcW w:w="3454" w:type="dxa"/>
+                </w:tcPr>
+                <w:p>
+                  <w:pPr>
+                    <w:pStyle w:val="af1"/>
+                  </w:pPr>
+                  <w:r>
+                    <w:t>参数描述</w:t>
+                  </w:r>
+                </w:p>
+              </w:tc>
+            </w:tr>
+            <w:tr>
+              <w:tc>
+                <w:tcPr>
+                  <w:tcW w:w="3453" w:type="dxa"/>
+                </w:tcPr>
+                <w:p>
+                  <w:pPr>
+                    <w:pStyle w:val="af1"/>
+                  </w:pPr>
+                  <w:hyperlink r:id="rId12" w:anchor="type" w:history="1">
+                    <w:r>
+                      <w:rPr>
+                        <w:rStyle w:val="HTML1"/>
+                        <w:rFonts w:ascii="Times New Roman" w:hAnsi="Times New Roman" w:cs="Times New Roman"/>
+                        <w:sz w:val="18"/>
+                        <w:szCs w:val="18"/>
+                      </w:rPr>
+                      <w:t>type</w:t>
+                    </w:r>
+                  </w:hyperlink>
+                </w:p>
+              </w:tc>
+              <w:tc>
+                <w:tcPr>
+                  <w:tcW w:w="3454" w:type="dxa"/>
+                </w:tcPr>
+                <w:p>
+                  <w:pPr>
+                    <w:pStyle w:val="af1"/>
+                  </w:pPr>
+                  <w:r>
+                    <w:rPr>
+                      <w:rStyle w:val="HTML1"/>
+                      <w:rFonts w:ascii="Times New Roman" w:hAnsi="Times New Roman" w:cs="Times New Roman"/>
+                      <w:sz w:val="18"/>
+                      <w:szCs w:val="18"/>
+                    </w:rPr>
+                    <w:t>classic</w:t>
+                  </w:r>
+                  <w:r>
+                    <w:t>或</w:t>
+                  </w:r>
+                  <w:r>
+                    <w:rPr>
+                      <w:rStyle w:val="HTML1"/>
+                      <w:rFonts w:ascii="Times New Roman" w:hAnsi="Times New Roman" w:cs="Times New Roman"/>
+                      <w:sz w:val="18"/>
+                      <w:szCs w:val="18"/>
+                    </w:rPr>
+                    <w:t>module</w:t>
+                  </w:r>
+                </w:p>
+              </w:tc>
+            </w:tr>
+            <w:tr>
+              <w:tc>
+                <w:tcPr>
+                  <w:tcW w:w="3453" w:type="dxa"/>
+                </w:tcPr>
+                <w:p>
+                  <w:pPr>
+                    <w:pStyle w:val="af1"/>
+                  </w:pPr>
+                  <w:hyperlink r:id="rId13" w:anchor="credentials" w:history="1">
+                    <w:r>
+                      <w:rPr>
+                        <w:rStyle w:val="HTML1"/>
+                        <w:rFonts w:ascii="Times New Roman" w:hAnsi="Times New Roman" w:cs="Times New Roman"/>
+                        <w:sz w:val="18"/>
+                        <w:szCs w:val="18"/>
+                      </w:rPr>
+                      <w:t>credentials</w:t>
+                    </w:r>
+                  </w:hyperlink>
+                </w:p>
+              </w:tc>
+              <w:tc>
+                <w:tcPr>
+                  <w:tcW w:w="3454" w:type="dxa"/>
+                </w:tcPr>
+                <w:p>
+                  <w:pPr>
+                    <w:pStyle w:val="af1"/>
+                  </w:pPr>
+                  <w:r>
+                    <w:rPr>
+                      <w:rStyle w:val="HTML1"/>
+                      <w:rFonts w:ascii="Times New Roman" w:hAnsi="Times New Roman" w:cs="Times New Roman"/>
+                      <w:sz w:val="18"/>
+                      <w:szCs w:val="18"/>
+                    </w:rPr>
+                    <w:t>omit</w:t>
+                  </w:r>
+                  <w:r>
+                    <w:t>、</w:t>
+                  </w:r>
+                  <w:r>
+                    <w:rPr>
+                      <w:rStyle w:val="HTML1"/>
+                      <w:rFonts w:ascii="Times New Roman" w:hAnsi="Times New Roman" w:cs="Times New Roman"/>
+                      <w:sz w:val="18"/>
+                      <w:szCs w:val="18"/>
+                    </w:rPr>
+                    <w:t>same-origin</w:t>
+                  </w:r>
+                  <w:r>
+                    <w:t>或</w:t>
+                  </w:r>
+                  <w:r>
+                    <w:rPr>
+                      <w:rStyle w:val="HTML1"/>
+                      <w:rFonts w:ascii="Times New Roman" w:hAnsi="Times New Roman" w:cs="Times New Roman"/>
+                      <w:sz w:val="18"/>
+                      <w:szCs w:val="18"/>
+                    </w:rPr>
+                    <w:t>include</w:t>
+                  </w:r>
+                </w:p>
+              </w:tc>
+            </w:tr>
+            <w:tr>
+              <w:tc>
+                <w:tcPr>
+                  <w:tcW w:w="3453" w:type="dxa"/>
+                </w:tcPr>
+                <w:p>
+                  <w:pPr>
+                    <w:pStyle w:val="af1"/>
+                  </w:pPr>
+                  <w:hyperlink r:id="rId14" w:anchor="name" w:history="1">
+                    <w:r>
+                      <w:rPr>
+                        <w:rStyle w:val="HTML1"/>
+                        <w:rFonts w:ascii="Times New Roman" w:hAnsi="Times New Roman" w:cs="Times New Roman"/>
+                        <w:sz w:val="18"/>
+                        <w:szCs w:val="18"/>
+                      </w:rPr>
+                      <w:t>name</w:t>
+                    </w:r>
+                  </w:hyperlink>
+                </w:p>
+              </w:tc>
+              <w:tc>
+                <w:tcPr>
+                  <w:tcW w:w="3454" w:type="dxa"/>
+                </w:tcPr>
+                <w:p>
+                  <w:pPr>
+                    <w:pStyle w:val="af1"/>
+                  </w:pPr>
+                  <w:r>
+                    <w:t>表示</w:t>
+                  </w:r>
+                  <w:r>
+                    <w:t>Worker</w:t>
+                  </w:r>
+                  <w:r>
+                    <w:t>范围的标识名称的字符串</w:t>
+                  </w:r>
+                  <w:hyperlink r:id="rId15" w:history="1">
+                    <w:r>
+                      <w:rPr>
+                        <w:rStyle w:val="HTML1"/>
+                        <w:rFonts w:ascii="Times New Roman" w:hAnsi="Times New Roman" w:cs="Times New Roman"/>
+                        <w:sz w:val="18"/>
+                        <w:szCs w:val="18"/>
+                      </w:rPr>
+                      <w:t>DedicatedWorkerGlobalScope</w:t>
+                    </w:r>
+                  </w:hyperlink>
+                </w:p>
+              </w:tc>
+            </w:tr>
+            <w:bookmarkEnd w:id="0"/>
+          </w:tbl>
           <w:p>
             <w:pPr>
               <w:pStyle w:val="af1"/>
@@ -241,30 +646,54 @@
     </w:tbl>
     <w:p>
       <w:pPr>
-        <w:pStyle w:val="2"/>
-        <w:spacing w:before="326" w:after="326"/>
-      </w:pPr>
-      <w:r>
+        <w:pStyle w:val="3"/>
         <w:rPr>
-          <w:rFonts w:hint="eastAsia"/>
+          <w:rFonts w:ascii="Times New Roman" w:hAnsi="Times New Roman" w:cs="Times New Roman"/>
         </w:rPr>
-        <w:t>特殊用法</w:t>
+      </w:pPr>
+      <w:r>
+        <w:rPr>
+          <w:rFonts w:ascii="Times New Roman" w:hAnsi="Times New Roman" w:cs="Times New Roman"/>
+        </w:rPr>
+        <w:t>实例方法</w:t>
+      </w:r>
+    </w:p>
+    <w:p>
+      <w:hyperlink r:id="rId16" w:history="1">
+        <w:r>
+          <w:rPr>
+            <w:color w:val="0000FF"/>
+            <w:u w:val="single"/>
+          </w:rPr>
+          <w:t>Worker.postMessage()</w:t>
+        </w:r>
+      </w:hyperlink>
+    </w:p>
+    <w:p>
+      <w:r>
+        <w:t>向工作人员的内部作用域发送一条消息（包含任何</w:t>
+      </w:r>
+      <w:r>
+        <w:t xml:space="preserve"> JavaScript </w:t>
+      </w:r>
+      <w:r>
+        <w:t>对象）。</w:t>
       </w:r>
     </w:p>
     <w:tbl>
       <w:tblPr>
         <w:tblStyle w:val="af0"/>
-        <w:tblW w:w="5000" w:type="pct"/>
+        <w:tblW w:w="0" w:type="auto"/>
         <w:tblLook w:val="04A0" w:firstRow="1" w:lastRow="0" w:firstColumn="1" w:lastColumn="0" w:noHBand="0" w:noVBand="1"/>
       </w:tblPr>
       <w:tblGrid>
-        <w:gridCol w:w="4261"/>
-        <w:gridCol w:w="4261"/>
+        <w:gridCol w:w="1441"/>
+        <w:gridCol w:w="7081"/>
       </w:tblGrid>
       <w:tr>
         <w:tc>
           <w:tcPr>
-            <w:tcW w:w="2500" w:type="pct"/>
+            <w:tcW w:w="1384" w:type="dxa"/>
             <w:tcBorders>
               <w:top w:val="single" w:sz="12" w:space="0" w:color="auto"/>
               <w:left w:val="nil"/>
@@ -277,22 +706,14 @@
               <w:pStyle w:val="af1"/>
             </w:pPr>
             <w:r>
-              <w:rPr>
-                <w:rFonts w:hint="eastAsia"/>
-              </w:rPr>
-              <w:t>用法</w:t>
-            </w:r>
-            <w:r>
-              <w:rPr>
-                <w:rFonts w:hint="eastAsia"/>
-              </w:rPr>
-              <w:t>名称</w:t>
+              <w:lastRenderedPageBreak/>
+              <w:t>参数名称</w:t>
             </w:r>
           </w:p>
         </w:tc>
         <w:tc>
           <w:tcPr>
-            <w:tcW w:w="2500" w:type="pct"/>
+            <w:tcW w:w="7138" w:type="dxa"/>
             <w:tcBorders>
               <w:top w:val="single" w:sz="12" w:space="0" w:color="auto"/>
               <w:left w:val="nil"/>
@@ -305,10 +726,7 @@
               <w:pStyle w:val="af1"/>
             </w:pPr>
             <w:r>
-              <w:rPr>
-                <w:rFonts w:hint="eastAsia"/>
-              </w:rPr>
-              <w:t>目录链接</w:t>
+              <w:t>参数描述</w:t>
             </w:r>
           </w:p>
         </w:tc>
@@ -316,7 +734,7 @@
       <w:tr>
         <w:tc>
           <w:tcPr>
-            <w:tcW w:w="2500" w:type="pct"/>
+            <w:tcW w:w="1384" w:type="dxa"/>
             <w:tcBorders>
               <w:top w:val="single" w:sz="6" w:space="0" w:color="auto"/>
               <w:left w:val="nil"/>
@@ -328,11 +746,22 @@
             <w:pPr>
               <w:pStyle w:val="af1"/>
             </w:pPr>
+            <w:hyperlink r:id="rId17" w:anchor="message" w:history="1">
+              <w:r>
+                <w:rPr>
+                  <w:rStyle w:val="HTML1"/>
+                  <w:rFonts w:ascii="Times New Roman" w:hAnsi="Times New Roman" w:cs="Times New Roman"/>
+                  <w:sz w:val="18"/>
+                  <w:szCs w:val="18"/>
+                </w:rPr>
+                <w:t>message</w:t>
+              </w:r>
+            </w:hyperlink>
           </w:p>
         </w:tc>
         <w:tc>
           <w:tcPr>
-            <w:tcW w:w="2500" w:type="pct"/>
+            <w:tcW w:w="7138" w:type="dxa"/>
             <w:tcBorders>
               <w:top w:val="single" w:sz="6" w:space="0" w:color="auto"/>
               <w:left w:val="nil"/>
@@ -344,47 +773,99 @@
             <w:pPr>
               <w:pStyle w:val="af1"/>
             </w:pPr>
+            <w:r>
+              <w:t>可以是由</w:t>
+            </w:r>
+            <w:hyperlink r:id="rId18" w:history="1">
+              <w:r>
+                <w:rPr>
+                  <w:rStyle w:val="a7"/>
+                  <w:color w:val="auto"/>
+                  <w:u w:val="none"/>
+                </w:rPr>
+                <w:t>structured clone</w:t>
+              </w:r>
+            </w:hyperlink>
+            <w:r>
+              <w:t>算法处理的任何值或</w:t>
+            </w:r>
+            <w:r>
+              <w:t xml:space="preserve"> JavaScript </w:t>
+            </w:r>
+            <w:r>
+              <w:t>对象</w:t>
+            </w:r>
           </w:p>
         </w:tc>
       </w:tr>
       <w:tr>
         <w:tc>
           <w:tcPr>
-            <w:tcW w:w="2500" w:type="pct"/>
+            <w:tcW w:w="1384" w:type="dxa"/>
             <w:tcBorders>
               <w:top w:val="nil"/>
               <w:left w:val="nil"/>
-              <w:bottom w:val="nil"/>
+              <w:bottom w:val="single" w:sz="12" w:space="0" w:color="auto"/>
               <w:right w:val="nil"/>
             </w:tcBorders>
           </w:tcPr>
           <w:p>
             <w:pPr>
               <w:pStyle w:val="af1"/>
+              <w:rPr>
+                <w:rStyle w:val="badge"/>
+              </w:rPr>
             </w:pPr>
+            <w:hyperlink r:id="rId19" w:anchor="options" w:history="1">
+              <w:r>
+                <w:rPr>
+                  <w:rStyle w:val="HTML1"/>
+                  <w:rFonts w:ascii="Times New Roman" w:hAnsi="Times New Roman" w:cs="Times New Roman"/>
+                  <w:sz w:val="18"/>
+                  <w:szCs w:val="18"/>
+                </w:rPr>
+                <w:t>options</w:t>
+              </w:r>
+            </w:hyperlink>
+            <w:r>
+              <w:t> </w:t>
+            </w:r>
+            <w:r>
+              <w:rPr>
+                <w:rStyle w:val="badge"/>
+              </w:rPr>
+              <w:t>Optional</w:t>
+            </w:r>
+          </w:p>
+          <w:p>
+            <w:pPr>
+              <w:pStyle w:val="af1"/>
+            </w:pPr>
+            <w:hyperlink r:id="rId20" w:anchor="transfer" w:history="1">
+              <w:r>
+                <w:rPr>
+                  <w:rStyle w:val="HTML1"/>
+                  <w:rFonts w:ascii="Times New Roman" w:hAnsi="Times New Roman" w:cs="Times New Roman"/>
+                  <w:sz w:val="18"/>
+                  <w:szCs w:val="18"/>
+                </w:rPr>
+                <w:t>transfer</w:t>
+              </w:r>
+            </w:hyperlink>
+            <w:r>
+              <w:t> </w:t>
+            </w:r>
+            <w:r>
+              <w:rPr>
+                <w:rStyle w:val="badge"/>
+              </w:rPr>
+              <w:t>Optional</w:t>
+            </w:r>
           </w:p>
         </w:tc>
         <w:tc>
           <w:tcPr>
-            <w:tcW w:w="2500" w:type="pct"/>
-            <w:tcBorders>
-              <w:top w:val="nil"/>
-              <w:left w:val="nil"/>
-              <w:bottom w:val="nil"/>
-              <w:right w:val="nil"/>
-            </w:tcBorders>
-          </w:tcPr>
-          <w:p>
-            <w:pPr>
-              <w:pStyle w:val="af1"/>
-            </w:pPr>
-          </w:p>
-        </w:tc>
-      </w:tr>
-      <w:tr>
-        <w:tc>
-          <w:tcPr>
-            <w:tcW w:w="2500" w:type="pct"/>
+            <w:tcW w:w="7138" w:type="dxa"/>
             <w:tcBorders>
               <w:top w:val="nil"/>
               <w:left w:val="nil"/>
@@ -396,63 +877,189 @@
             <w:pPr>
               <w:pStyle w:val="af1"/>
             </w:pPr>
-          </w:p>
-        </w:tc>
-        <w:tc>
-          <w:tcPr>
-            <w:tcW w:w="2500" w:type="pct"/>
-            <w:tcBorders>
-              <w:top w:val="nil"/>
-              <w:left w:val="nil"/>
-              <w:bottom w:val="single" w:sz="12" w:space="0" w:color="auto"/>
-              <w:right w:val="nil"/>
-            </w:tcBorders>
-          </w:tcPr>
-          <w:p>
-            <w:pPr>
-              <w:pStyle w:val="af1"/>
-            </w:pPr>
+            <w:r>
+              <w:t>一个可选对象，包含一个</w:t>
+            </w:r>
+            <w:r>
+              <w:rPr>
+                <w:rStyle w:val="HTML1"/>
+                <w:rFonts w:ascii="Times New Roman" w:hAnsi="Times New Roman" w:cs="Times New Roman"/>
+                <w:sz w:val="18"/>
+                <w:szCs w:val="18"/>
+              </w:rPr>
+              <w:t>transfer</w:t>
+            </w:r>
+            <w:r>
+              <w:t>包含</w:t>
+            </w:r>
+            <w:hyperlink r:id="rId21" w:history="1">
+              <w:r>
+                <w:rPr>
+                  <w:rStyle w:val="a7"/>
+                  <w:color w:val="auto"/>
+                  <w:u w:val="none"/>
+                </w:rPr>
+                <w:t>可转让对象</w:t>
+              </w:r>
+            </w:hyperlink>
+            <w:hyperlink r:id="rId22" w:history="1">
+              <w:r>
+                <w:rPr>
+                  <w:rStyle w:val="a7"/>
+                  <w:color w:val="auto"/>
+                  <w:u w:val="none"/>
+                </w:rPr>
+                <w:t>数组</w:t>
+              </w:r>
+            </w:hyperlink>
+            <w:r>
+              <w:t>的字段，用于转让其所有权</w:t>
+            </w:r>
           </w:p>
         </w:tc>
       </w:tr>
     </w:tbl>
-    <w:p/>
     <w:p>
-      <w:pPr>
-        <w:pStyle w:val="2"/>
-        <w:spacing w:before="326" w:after="326"/>
-      </w:pPr>
-      <w:r>
-        <w:rPr>
-          <w:rFonts w:hint="eastAsia"/>
-        </w:rPr>
-        <w:t>注意事项</w:t>
-      </w:r>
+      <w:hyperlink r:id="rId23" w:history="1">
+        <w:r>
+          <w:rPr>
+            <w:color w:val="0000FF"/>
+            <w:u w:val="single"/>
+          </w:rPr>
+          <w:t>Worker.terminate()</w:t>
+        </w:r>
+      </w:hyperlink>
     </w:p>
     <w:p>
+      <w:hyperlink r:id="rId24" w:history="1">
+        <w:r>
+          <w:rPr>
+            <w:color w:val="0000FF"/>
+            <w:u w:val="single"/>
+          </w:rPr>
+          <w:t>ServiceWorker</w:t>
+        </w:r>
+      </w:hyperlink>
+      <w:r>
+        <w:t>立即终止工作进程。这不会让工作进程立即停止。</w:t>
+      </w:r>
+    </w:p>
+    <w:p>
       <w:pPr>
         <w:pStyle w:val="2"/>
-        <w:spacing w:before="326" w:after="326"/>
-      </w:pPr>
-      <w:r>
         <w:rPr>
-          <w:rFonts w:hint="eastAsia"/>
+          <w:rFonts w:ascii="Times New Roman" w:hAnsi="Times New Roman" w:cs="Times New Roman"/>
         </w:rPr>
-        <w:t>兼容性</w:t>
+      </w:pPr>
+      <w:r>
+        <w:rPr>
+          <w:rFonts w:ascii="Times New Roman" w:hAnsi="Times New Roman" w:cs="Times New Roman"/>
+        </w:rPr>
+        <w:t>事件</w:t>
       </w:r>
     </w:p>
+    <w:p>
+      <w:hyperlink r:id="rId25" w:history="1">
+        <w:r>
+          <w:rPr>
+            <w:rStyle w:val="HTML1"/>
+            <w:rFonts w:ascii="Times New Roman" w:hAnsi="Times New Roman" w:cs="Times New Roman"/>
+            <w:color w:val="0000FF"/>
+            <w:u w:val="single"/>
+          </w:rPr>
+          <w:t>error</w:t>
+        </w:r>
+      </w:hyperlink>
+    </w:p>
+    <w:p>
+      <w:r>
+        <w:t>当工作线程发生错误时触发。</w:t>
+      </w:r>
+    </w:p>
+    <w:p>
+      <w:hyperlink r:id="rId26" w:history="1">
+        <w:r>
+          <w:rPr>
+            <w:rStyle w:val="HTML1"/>
+            <w:rFonts w:ascii="Times New Roman" w:hAnsi="Times New Roman" w:cs="Times New Roman"/>
+            <w:color w:val="0000FF"/>
+            <w:u w:val="single"/>
+          </w:rPr>
+          <w:t>message</w:t>
+        </w:r>
+      </w:hyperlink>
+    </w:p>
+    <w:p>
+      <w:r>
+        <w:t>当工作人员的</w:t>
+      </w:r>
+      <w:proofErr w:type="gramStart"/>
+      <w:r>
+        <w:t>父级收到</w:t>
+      </w:r>
+      <w:proofErr w:type="gramEnd"/>
+      <w:r>
+        <w:t>来自该工作人员的消息时触发。</w:t>
+      </w:r>
+    </w:p>
+    <w:p>
+      <w:hyperlink r:id="rId27" w:history="1">
+        <w:r>
+          <w:rPr>
+            <w:rStyle w:val="HTML1"/>
+            <w:rFonts w:ascii="Times New Roman" w:hAnsi="Times New Roman" w:cs="Times New Roman"/>
+            <w:color w:val="0000FF"/>
+            <w:u w:val="single"/>
+          </w:rPr>
+          <w:t>messageerror</w:t>
+        </w:r>
+      </w:hyperlink>
+    </w:p>
+    <w:p>
+      <w:r>
+        <w:rPr>
+          <w:rStyle w:val="HTML1"/>
+          <w:rFonts w:ascii="Times New Roman" w:hAnsi="Times New Roman" w:cs="Times New Roman"/>
+          <w:color w:val="1B1B1B"/>
+        </w:rPr>
+        <w:t>Worker</w:t>
+      </w:r>
+      <w:r>
+        <w:t>当对象收到无法反</w:t>
+      </w:r>
+      <w:hyperlink r:id="rId28" w:history="1">
+        <w:proofErr w:type="gramStart"/>
+        <w:r>
+          <w:rPr>
+            <w:rStyle w:val="a7"/>
+          </w:rPr>
+          <w:t>序列</w:t>
+        </w:r>
+        <w:r>
+          <w:rPr>
+            <w:rStyle w:val="a7"/>
+          </w:rPr>
+          <w:t>化</w:t>
+        </w:r>
+        <w:proofErr w:type="gramEnd"/>
+      </w:hyperlink>
+      <w:r>
+        <w:t>的消息时触发。</w:t>
+      </w:r>
+    </w:p>
+    <w:p/>
     <w:sectPr>
-      <w:headerReference w:type="even" r:id="rId8"/>
-      <w:headerReference w:type="default" r:id="rId9"/>
-      <w:footerReference w:type="even" r:id="rId10"/>
-      <w:footerReference w:type="default" r:id="rId11"/>
-      <w:headerReference w:type="first" r:id="rId12"/>
-      <w:footerReference w:type="first" r:id="rId13"/>
+      <w:headerReference w:type="even" r:id="rId29"/>
+      <w:headerReference w:type="default" r:id="rId30"/>
+      <w:footerReference w:type="even" r:id="rId31"/>
+      <w:footerReference w:type="default" r:id="rId32"/>
+      <w:headerReference w:type="first" r:id="rId33"/>
+      <w:footerReference w:type="first" r:id="rId34"/>
       <w:pgSz w:w="11906" w:h="16838"/>
-      <w:pgMar w:top="1440" w:right="1800" w:bottom="1440" w:left="1800" w:header="850" w:footer="992" w:gutter="0"/>
+      <w:pgMar w:top="1440" w:right="1800" w:bottom="1440" w:left="1800" w:header="720" w:footer="720" w:gutter="0"/>
       <w:pgNumType w:start="1"/>
       <w:cols w:space="720"/>
-      <w:docGrid w:type="lines" w:linePitch="326"/>
+      <w:docGrid w:type="lines" w:linePitch="312"/>
     </w:sectPr>
   </w:body>
 </w:document>
@@ -596,7 +1203,40 @@
       <w:ind w:firstLineChars="0" w:firstLine="0"/>
     </w:pPr>
     <w:r>
-      <w:t>6/4/2024</w:t>
+      <w:rPr>
+        <w:rFonts w:hint="eastAsia"/>
+      </w:rPr>
+      <w:t>2024</w:t>
+    </w:r>
+    <w:r>
+      <w:rPr>
+        <w:rFonts w:hint="eastAsia"/>
+      </w:rPr>
+      <w:t>年</w:t>
+    </w:r>
+    <w:r>
+      <w:rPr>
+        <w:rFonts w:hint="eastAsia"/>
+      </w:rPr>
+      <w:t>6</w:t>
+    </w:r>
+    <w:r>
+      <w:rPr>
+        <w:rFonts w:hint="eastAsia"/>
+      </w:rPr>
+      <w:t>月</w:t>
+    </w:r>
+    <w:r>
+      <w:rPr>
+        <w:rFonts w:hint="eastAsia"/>
+      </w:rPr>
+      <w:t>7</w:t>
+    </w:r>
+    <w:r>
+      <w:rPr>
+        <w:rFonts w:hint="eastAsia"/>
+      </w:rPr>
+      <w:t>日</w:t>
     </w:r>
   </w:p>
 </w:hdr>
@@ -618,7 +1258,7 @@
   <w:abstractNum w:abstractNumId="0" w15:restartNumberingAfterBreak="0">
     <w:nsid w:val="0BDB0864"/>
     <w:multiLevelType w:val="multilevel"/>
-    <w:tmpl w:val="E670DF4A"/>
+    <w:tmpl w:val="9E4A04D2"/>
     <w:lvl w:ilvl="0">
       <w:start w:val="1"/>
       <w:numFmt w:val="decimal"/>
@@ -853,95 +1493,6 @@
     </w:lvl>
   </w:abstractNum>
   <w:abstractNum w:abstractNumId="2" w15:restartNumberingAfterBreak="0">
-    <w:nsid w:val="0D581450"/>
-    <w:multiLevelType w:val="hybridMultilevel"/>
-    <w:tmpl w:val="5C8AA1C0"/>
-    <w:lvl w:ilvl="0" w:tplc="4D9CDBB8">
-      <w:start w:val="1"/>
-      <w:numFmt w:val="decimal"/>
-      <w:lvlText w:val="%1"/>
-      <w:lvlJc w:val="right"/>
-      <w:pPr>
-        <w:ind w:left="440" w:hanging="440"/>
-      </w:pPr>
-      <w:rPr>
-        <w:rFonts w:hint="eastAsia"/>
-      </w:rPr>
-    </w:lvl>
-    <w:lvl w:ilvl="1" w:tplc="04090019" w:tentative="1">
-      <w:start w:val="1"/>
-      <w:numFmt w:val="lowerLetter"/>
-      <w:lvlText w:val="%2)"/>
-      <w:lvlJc w:val="left"/>
-      <w:pPr>
-        <w:ind w:left="880" w:hanging="440"/>
-      </w:pPr>
-    </w:lvl>
-    <w:lvl w:ilvl="2" w:tplc="0409001B" w:tentative="1">
-      <w:start w:val="1"/>
-      <w:numFmt w:val="lowerRoman"/>
-      <w:lvlText w:val="%3."/>
-      <w:lvlJc w:val="right"/>
-      <w:pPr>
-        <w:ind w:left="1320" w:hanging="440"/>
-      </w:pPr>
-    </w:lvl>
-    <w:lvl w:ilvl="3" w:tplc="0409000F" w:tentative="1">
-      <w:start w:val="1"/>
-      <w:numFmt w:val="decimal"/>
-      <w:lvlText w:val="%4."/>
-      <w:lvlJc w:val="left"/>
-      <w:pPr>
-        <w:ind w:left="1760" w:hanging="440"/>
-      </w:pPr>
-    </w:lvl>
-    <w:lvl w:ilvl="4" w:tplc="04090019" w:tentative="1">
-      <w:start w:val="1"/>
-      <w:numFmt w:val="lowerLetter"/>
-      <w:lvlText w:val="%5)"/>
-      <w:lvlJc w:val="left"/>
-      <w:pPr>
-        <w:ind w:left="2200" w:hanging="440"/>
-      </w:pPr>
-    </w:lvl>
-    <w:lvl w:ilvl="5" w:tplc="0409001B" w:tentative="1">
-      <w:start w:val="1"/>
-      <w:numFmt w:val="lowerRoman"/>
-      <w:lvlText w:val="%6."/>
-      <w:lvlJc w:val="right"/>
-      <w:pPr>
-        <w:ind w:left="2640" w:hanging="440"/>
-      </w:pPr>
-    </w:lvl>
-    <w:lvl w:ilvl="6" w:tplc="0409000F" w:tentative="1">
-      <w:start w:val="1"/>
-      <w:numFmt w:val="decimal"/>
-      <w:lvlText w:val="%7."/>
-      <w:lvlJc w:val="left"/>
-      <w:pPr>
-        <w:ind w:left="3080" w:hanging="440"/>
-      </w:pPr>
-    </w:lvl>
-    <w:lvl w:ilvl="7" w:tplc="04090019" w:tentative="1">
-      <w:start w:val="1"/>
-      <w:numFmt w:val="lowerLetter"/>
-      <w:lvlText w:val="%8)"/>
-      <w:lvlJc w:val="left"/>
-      <w:pPr>
-        <w:ind w:left="3520" w:hanging="440"/>
-      </w:pPr>
-    </w:lvl>
-    <w:lvl w:ilvl="8" w:tplc="0409001B" w:tentative="1">
-      <w:start w:val="1"/>
-      <w:numFmt w:val="lowerRoman"/>
-      <w:lvlText w:val="%9."/>
-      <w:lvlJc w:val="right"/>
-      <w:pPr>
-        <w:ind w:left="3960" w:hanging="440"/>
-      </w:pPr>
-    </w:lvl>
-  </w:abstractNum>
-  <w:abstractNum w:abstractNumId="3" w15:restartNumberingAfterBreak="0">
     <w:nsid w:val="23E23D15"/>
     <w:multiLevelType w:val="multilevel"/>
     <w:tmpl w:val="D46CCD10"/>
@@ -1042,7 +1593,7 @@
       </w:pPr>
     </w:lvl>
   </w:abstractNum>
-  <w:abstractNum w:abstractNumId="4" w15:restartNumberingAfterBreak="0">
+  <w:abstractNum w:abstractNumId="3" w15:restartNumberingAfterBreak="0">
     <w:nsid w:val="28312D2C"/>
     <w:multiLevelType w:val="multilevel"/>
     <w:tmpl w:val="759200B0"/>
@@ -1155,7 +1706,7 @@
       </w:rPr>
     </w:lvl>
   </w:abstractNum>
-  <w:abstractNum w:abstractNumId="5" w15:restartNumberingAfterBreak="0">
+  <w:abstractNum w:abstractNumId="4" w15:restartNumberingAfterBreak="0">
     <w:nsid w:val="42C07A64"/>
     <w:multiLevelType w:val="multilevel"/>
     <w:tmpl w:val="2FFC510A"/>
@@ -1304,7 +1855,7 @@
       </w:rPr>
     </w:lvl>
   </w:abstractNum>
-  <w:abstractNum w:abstractNumId="6" w15:restartNumberingAfterBreak="0">
+  <w:abstractNum w:abstractNumId="5" w15:restartNumberingAfterBreak="0">
     <w:nsid w:val="49B60264"/>
     <w:multiLevelType w:val="hybridMultilevel"/>
     <w:tmpl w:val="92F8BB50"/>
@@ -1390,7 +1941,7 @@
       </w:pPr>
     </w:lvl>
   </w:abstractNum>
-  <w:abstractNum w:abstractNumId="7" w15:restartNumberingAfterBreak="0">
+  <w:abstractNum w:abstractNumId="6" w15:restartNumberingAfterBreak="0">
     <w:nsid w:val="54B9005E"/>
     <w:multiLevelType w:val="multilevel"/>
     <w:tmpl w:val="A19C8A5E"/>
@@ -1503,7 +2054,7 @@
       </w:rPr>
     </w:lvl>
   </w:abstractNum>
-  <w:abstractNum w:abstractNumId="8" w15:restartNumberingAfterBreak="0">
+  <w:abstractNum w:abstractNumId="7" w15:restartNumberingAfterBreak="0">
     <w:nsid w:val="72697E3B"/>
     <w:multiLevelType w:val="multilevel"/>
     <w:tmpl w:val="5A90C536"/>
@@ -1616,7 +2167,7 @@
       </w:rPr>
     </w:lvl>
   </w:abstractNum>
-  <w:abstractNum w:abstractNumId="9" w15:restartNumberingAfterBreak="0">
+  <w:abstractNum w:abstractNumId="8" w15:restartNumberingAfterBreak="0">
     <w:nsid w:val="76143399"/>
     <w:multiLevelType w:val="multilevel"/>
     <w:tmpl w:val="5A90C536"/>
@@ -1733,25 +2284,25 @@
     <w:abstractNumId w:val="0"/>
   </w:num>
   <w:num w:numId="2" w16cid:durableId="356397756">
+    <w:abstractNumId w:val="2"/>
+  </w:num>
+  <w:num w:numId="3" w16cid:durableId="135413807">
+    <w:abstractNumId w:val="2"/>
+  </w:num>
+  <w:num w:numId="4" w16cid:durableId="1514878105">
+    <w:abstractNumId w:val="6"/>
+  </w:num>
+  <w:num w:numId="5" w16cid:durableId="869145537">
+    <w:abstractNumId w:val="4"/>
+  </w:num>
+  <w:num w:numId="6" w16cid:durableId="1131628320">
+    <w:abstractNumId w:val="5"/>
+  </w:num>
+  <w:num w:numId="7" w16cid:durableId="1772814433">
     <w:abstractNumId w:val="3"/>
   </w:num>
-  <w:num w:numId="3" w16cid:durableId="135413807">
-    <w:abstractNumId w:val="3"/>
-  </w:num>
-  <w:num w:numId="4" w16cid:durableId="1514878105">
-    <w:abstractNumId w:val="7"/>
-  </w:num>
-  <w:num w:numId="5" w16cid:durableId="869145537">
-    <w:abstractNumId w:val="5"/>
-  </w:num>
-  <w:num w:numId="6" w16cid:durableId="1131628320">
-    <w:abstractNumId w:val="6"/>
-  </w:num>
-  <w:num w:numId="7" w16cid:durableId="1772814433">
-    <w:abstractNumId w:val="4"/>
-  </w:num>
   <w:num w:numId="8" w16cid:durableId="474225155">
-    <w:abstractNumId w:val="9"/>
+    <w:abstractNumId w:val="8"/>
   </w:num>
   <w:num w:numId="9" w16cid:durableId="18314955">
     <w:abstractNumId w:val="0"/>
@@ -1760,13 +2311,10 @@
     <w:abstractNumId w:val="0"/>
   </w:num>
   <w:num w:numId="11" w16cid:durableId="1627812537">
-    <w:abstractNumId w:val="8"/>
+    <w:abstractNumId w:val="7"/>
   </w:num>
   <w:num w:numId="12" w16cid:durableId="125926750">
     <w:abstractNumId w:val="1"/>
-  </w:num>
-  <w:num w:numId="13" w16cid:durableId="105081516">
-    <w:abstractNumId w:val="2"/>
   </w:num>
 </w:numbering>
 </file>
@@ -2212,7 +2760,7 @@
     <w:uiPriority w:val="9"/>
     <w:unhideWhenUsed/>
     <w:qFormat/>
-    <w:rsid w:val="00FF2C1B"/>
+    <w:rsid w:val="00DD667F"/>
     <w:pPr>
       <w:keepNext/>
       <w:keepLines/>
@@ -2612,7 +3160,7 @@
     <w:basedOn w:val="a0"/>
     <w:link w:val="2"/>
     <w:uiPriority w:val="9"/>
-    <w:rsid w:val="00FF2C1B"/>
+    <w:rsid w:val="00DD667F"/>
     <w:rPr>
       <w:rFonts w:ascii="宋体" w:eastAsia="宋体" w:hAnsi="宋体" w:cstheme="majorBidi"/>
       <w:b/>
@@ -2797,7 +3345,6 @@
     <w:name w:val="Normal (Web)"/>
     <w:basedOn w:val="a"/>
     <w:uiPriority w:val="99"/>
-    <w:semiHidden/>
     <w:unhideWhenUsed/>
     <w:rsid w:val="00A142A7"/>
     <w:pPr>
@@ -2935,7 +3482,7 @@
     <w:name w:val="Table Grid"/>
     <w:basedOn w:val="a1"/>
     <w:uiPriority w:val="39"/>
-    <w:rsid w:val="003A19EE"/>
+    <w:rsid w:val="007C0A10"/>
     <w:tblPr>
       <w:tblBorders>
         <w:top w:val="single" w:sz="4" w:space="0" w:color="auto"/>
@@ -2952,28 +3499,63 @@
     <w:basedOn w:val="a"/>
     <w:link w:val="af2"/>
     <w:qFormat/>
-    <w:rsid w:val="003A19EE"/>
+    <w:rsid w:val="003F3894"/>
     <w:pPr>
+      <w:adjustRightInd w:val="0"/>
+      <w:snapToGrid w:val="0"/>
       <w:ind w:firstLineChars="0" w:firstLine="0"/>
       <w:jc w:val="center"/>
     </w:pPr>
     <w:rPr>
       <w:sz w:val="18"/>
       <w:szCs w:val="18"/>
-      <w:lang w:val="en-ZW"/>
     </w:rPr>
   </w:style>
   <w:style w:type="character" w:customStyle="1" w:styleId="af2">
     <w:name w:val="表格内容 字符"/>
     <w:basedOn w:val="a0"/>
     <w:link w:val="af1"/>
-    <w:rsid w:val="003A19EE"/>
+    <w:rsid w:val="003F3894"/>
     <w:rPr>
       <w:rFonts w:ascii="Times New Roman" w:eastAsia="宋体" w:hAnsi="Times New Roman" w:cs="Times New Roman"/>
       <w:sz w:val="18"/>
       <w:szCs w:val="18"/>
-      <w:lang w:val="en-ZW"/>
     </w:rPr>
+  </w:style>
+  <w:style w:type="table" w:customStyle="1" w:styleId="af3">
+    <w:name w:val="默认表格样式"/>
+    <w:basedOn w:val="a1"/>
+    <w:uiPriority w:val="99"/>
+    <w:rsid w:val="00F245AE"/>
+    <w:pPr>
+      <w:adjustRightInd w:val="0"/>
+      <w:snapToGrid w:val="0"/>
+      <w:jc w:val="center"/>
+    </w:pPr>
+    <w:rPr>
+      <w:rFonts w:ascii="Times New Roman" w:eastAsia="宋体" w:hAnsi="Times New Roman"/>
+      <w:sz w:val="18"/>
+    </w:rPr>
+    <w:tblPr>
+      <w:tblBorders>
+        <w:top w:val="single" w:sz="12" w:space="0" w:color="auto"/>
+        <w:bottom w:val="single" w:sz="12" w:space="0" w:color="auto"/>
+      </w:tblBorders>
+    </w:tblPr>
+    <w:tblStylePr w:type="firstRow">
+      <w:tblPr/>
+      <w:tcPr>
+        <w:tcBorders>
+          <w:bottom w:val="single" w:sz="6" w:space="0" w:color="000000" w:themeColor="text1"/>
+        </w:tcBorders>
+        <w:shd w:val="clear" w:color="auto" w:fill="FFFFFF" w:themeFill="background1"/>
+      </w:tcPr>
+    </w:tblStylePr>
+  </w:style>
+  <w:style w:type="character" w:customStyle="1" w:styleId="badge">
+    <w:name w:val="badge"/>
+    <w:basedOn w:val="a0"/>
+    <w:rsid w:val="00293088"/>
   </w:style>
 </w:styles>
 </file>
